--- a/документ/ТЗ на разработку фронтенд.docx
+++ b/документ/ТЗ на разработку фронтенд.docx
@@ -1,6 +1,6 @@
 
 <file path=word/document.xml><?xml version="1.0" encoding="utf-8"?>
-<w:document xmlns:wpc="http://schemas.microsoft.com/office/word/2010/wordprocessingCanvas" xmlns:cx="http://schemas.microsoft.com/office/drawing/2014/chartex" xmlns:cx1="http://schemas.microsoft.com/office/drawing/2015/9/8/chartex" xmlns:cx2="http://schemas.microsoft.com/office/drawing/2015/10/21/chartex" xmlns:cx3="http://schemas.microsoft.com/office/drawing/2016/5/9/chartex" xmlns:cx4="http://schemas.microsoft.com/office/drawing/2016/5/10/chartex" xmlns:cx5="http://schemas.microsoft.com/office/drawing/2016/5/11/chartex" xmlns:cx6="http://schemas.microsoft.com/office/drawing/2016/5/12/chartex" xmlns:cx7="http://schemas.microsoft.com/office/drawing/2016/5/13/chartex" xmlns:cx8="http://schemas.microsoft.com/office/drawing/2016/5/14/chartex" xmlns:mc="http://schemas.openxmlformats.org/markup-compatibility/2006" xmlns:aink="http://schemas.microsoft.com/office/drawing/2016/ink" xmlns:am3d="http://schemas.microsoft.com/office/drawing/2017/model3d" xmlns:o="urn:schemas-microsoft-com:office:office" xmlns:oel="http://schemas.microsoft.com/office/2019/extlst" xmlns:r="http://schemas.openxmlformats.org/officeDocument/2006/relationships" xmlns:m="http://schemas.openxmlformats.org/officeDocument/2006/math" xmlns:v="urn:schemas-microsoft-com:vml" xmlns:wp14="http://schemas.microsoft.com/office/word/2010/wordprocessingDrawing" xmlns:wp="http://schemas.openxmlformats.org/drawingml/2006/wordprocessingDrawing" xmlns:w10="urn:schemas-microsoft-com:office:word" xmlns:w="http://schemas.openxmlformats.org/wordprocessingml/2006/main" xmlns:w14="http://schemas.microsoft.com/office/word/2010/wordml" xmlns:w15="http://schemas.microsoft.com/office/word/2012/wordml" xmlns:w16cex="http://schemas.microsoft.com/office/word/2018/wordml/cex" xmlns:w16cid="http://schemas.microsoft.com/office/word/2016/wordml/cid" xmlns:w16="http://schemas.microsoft.com/office/word/2018/wordml" xmlns:w16du="http://schemas.microsoft.com/office/word/2023/wordml/word16du" xmlns:w16sdtdh="http://schemas.microsoft.com/office/word/2020/wordml/sdtdatahash" xmlns:w16sdtfl="http://schemas.microsoft.com/office/word/2024/wordml/sdtformatlock" xmlns:w16se="http://schemas.microsoft.com/office/word/2015/wordml/symex" xmlns:wpg="http://schemas.microsoft.com/office/word/2010/wordprocessingGroup" xmlns:wpi="http://schemas.microsoft.com/office/word/2010/wordprocessingInk" xmlns:wne="http://schemas.microsoft.com/office/word/2006/wordml" xmlns:wps="http://schemas.microsoft.com/office/word/2010/wordprocessingShape" mc:Ignorable="w14 w15 w16se w16cid w16 w16cex w16sdtdh w16sdtfl w16du wp14">
+<w:document xmlns:wpc="http://schemas.microsoft.com/office/word/2010/wordprocessingCanvas" xmlns:cx="http://schemas.microsoft.com/office/drawing/2014/chartex" xmlns:mc="http://schemas.openxmlformats.org/markup-compatibility/2006" xmlns:o="urn:schemas-microsoft-com:office:office" xmlns:r="http://schemas.openxmlformats.org/officeDocument/2006/relationships" xmlns:m="http://schemas.openxmlformats.org/officeDocument/2006/math" xmlns:v="urn:schemas-microsoft-com:vml" xmlns:wp14="http://schemas.microsoft.com/office/word/2010/wordprocessingDrawing" xmlns:wp="http://schemas.openxmlformats.org/drawingml/2006/wordprocessingDrawing" xmlns:w10="urn:schemas-microsoft-com:office:word" xmlns:w="http://schemas.openxmlformats.org/wordprocessingml/2006/main" xmlns:w14="http://schemas.microsoft.com/office/word/2010/wordml" xmlns:w15="http://schemas.microsoft.com/office/word/2012/wordml" xmlns:w16se="http://schemas.microsoft.com/office/word/2015/wordml/symex" xmlns:wpg="http://schemas.microsoft.com/office/word/2010/wordprocessingGroup" xmlns:wpi="http://schemas.microsoft.com/office/word/2010/wordprocessingInk" xmlns:wne="http://schemas.microsoft.com/office/word/2006/wordml" xmlns:wps="http://schemas.microsoft.com/office/word/2010/wordprocessingShape" mc:Ignorable="w14 w15 w16se wp14">
   <w:body>
     <w:tbl>
       <w:tblPr>
@@ -1091,7 +1091,73 @@
           <w:szCs w:val="28"/>
           <w:lang w:eastAsia="ru-RU"/>
         </w:rPr>
-        <w:t>, Firefox, Opera, Safari, Edge (IE 11+ при необходимости).</w:t>
+        <w:t xml:space="preserve">, </w:t>
+      </w:r>
+      <w:proofErr w:type="spellStart"/>
+      <w:r>
+        <w:rPr>
+          <w:rFonts w:ascii="Times New Roman" w:eastAsia="Times New Roman" w:hAnsi="Times New Roman" w:cs="Times New Roman"/>
+          <w:color w:val="0F1115"/>
+          <w:sz w:val="28"/>
+          <w:szCs w:val="28"/>
+          <w:lang w:eastAsia="ru-RU"/>
+        </w:rPr>
+        <w:t>Firefox</w:t>
+      </w:r>
+      <w:proofErr w:type="spellEnd"/>
+      <w:r>
+        <w:rPr>
+          <w:rFonts w:ascii="Times New Roman" w:eastAsia="Times New Roman" w:hAnsi="Times New Roman" w:cs="Times New Roman"/>
+          <w:color w:val="0F1115"/>
+          <w:sz w:val="28"/>
+          <w:szCs w:val="28"/>
+          <w:lang w:eastAsia="ru-RU"/>
+        </w:rPr>
+        <w:t xml:space="preserve">, </w:t>
+      </w:r>
+      <w:proofErr w:type="spellStart"/>
+      <w:r>
+        <w:rPr>
+          <w:rFonts w:ascii="Times New Roman" w:eastAsia="Times New Roman" w:hAnsi="Times New Roman" w:cs="Times New Roman"/>
+          <w:color w:val="0F1115"/>
+          <w:sz w:val="28"/>
+          <w:szCs w:val="28"/>
+          <w:lang w:eastAsia="ru-RU"/>
+        </w:rPr>
+        <w:t>Opera</w:t>
+      </w:r>
+      <w:proofErr w:type="spellEnd"/>
+      <w:r>
+        <w:rPr>
+          <w:rFonts w:ascii="Times New Roman" w:eastAsia="Times New Roman" w:hAnsi="Times New Roman" w:cs="Times New Roman"/>
+          <w:color w:val="0F1115"/>
+          <w:sz w:val="28"/>
+          <w:szCs w:val="28"/>
+          <w:lang w:eastAsia="ru-RU"/>
+        </w:rPr>
+        <w:t xml:space="preserve">, </w:t>
+      </w:r>
+      <w:proofErr w:type="spellStart"/>
+      <w:r>
+        <w:rPr>
+          <w:rFonts w:ascii="Times New Roman" w:eastAsia="Times New Roman" w:hAnsi="Times New Roman" w:cs="Times New Roman"/>
+          <w:color w:val="0F1115"/>
+          <w:sz w:val="28"/>
+          <w:szCs w:val="28"/>
+          <w:lang w:eastAsia="ru-RU"/>
+        </w:rPr>
+        <w:t>Safari</w:t>
+      </w:r>
+      <w:proofErr w:type="spellEnd"/>
+      <w:r>
+        <w:rPr>
+          <w:rFonts w:ascii="Times New Roman" w:eastAsia="Times New Roman" w:hAnsi="Times New Roman" w:cs="Times New Roman"/>
+          <w:color w:val="0F1115"/>
+          <w:sz w:val="28"/>
+          <w:szCs w:val="28"/>
+          <w:lang w:eastAsia="ru-RU"/>
+        </w:rPr>
+        <w:t>, Edge (IE 11+ при необходимости).</w:t>
       </w:r>
     </w:p>
     <w:p>
@@ -1772,29 +1838,7 @@
           <w:szCs w:val="28"/>
           <w:lang w:eastAsia="ru-RU"/>
         </w:rPr>
-        <w:t xml:space="preserve"> должны иметь фронт-валидацию (проверка заполнения, формата </w:t>
-      </w:r>
-      <w:proofErr w:type="spellStart"/>
-      <w:r>
-        <w:rPr>
-          <w:rFonts w:ascii="Times New Roman" w:eastAsia="Times New Roman" w:hAnsi="Times New Roman" w:cs="Times New Roman"/>
-          <w:color w:val="0F1115"/>
-          <w:sz w:val="28"/>
-          <w:szCs w:val="28"/>
-          <w:lang w:eastAsia="ru-RU"/>
-        </w:rPr>
-        <w:t>email</w:t>
-      </w:r>
-      <w:proofErr w:type="spellEnd"/>
-      <w:r>
-        <w:rPr>
-          <w:rFonts w:ascii="Times New Roman" w:eastAsia="Times New Roman" w:hAnsi="Times New Roman" w:cs="Times New Roman"/>
-          <w:color w:val="0F1115"/>
-          <w:sz w:val="28"/>
-          <w:szCs w:val="28"/>
-          <w:lang w:eastAsia="ru-RU"/>
-        </w:rPr>
-        <w:t>, телефона, обязательных полей) и всплывающие сообщения об успехе/ошибке без отправки на сервер.</w:t>
+        <w:t> должны иметь фронт-валидацию (проверка заполнения, формата email, телефона, обязательных полей) и всплывающие сообщения об успехе/ошибке без отправки на сервер.</w:t>
       </w:r>
     </w:p>
     <w:p>
@@ -3696,16 +3740,18 @@
       <w:pPr>
         <w:pStyle w:val="a7"/>
         <w:ind w:left="450"/>
-      </w:pPr>
+        <w:jc w:val="center"/>
+      </w:pPr>
+      <w:bookmarkStart w:id="12" w:name="_GoBack"/>
       <w:r>
         <w:rPr>
           <w:noProof/>
         </w:rPr>
         <w:lastRenderedPageBreak/>
         <w:drawing>
-          <wp:inline distT="0" distB="0" distL="0" distR="0" wp14:anchorId="33BD65E7" wp14:editId="2AB4DF66">
-            <wp:extent cx="5940425" cy="3624580"/>
-            <wp:effectExtent l="0" t="0" r="3175" b="0"/>
+          <wp:inline distT="0" distB="0" distL="0" distR="0" wp14:anchorId="33BD65E7" wp14:editId="1716404C">
+            <wp:extent cx="5307668" cy="3238500"/>
+            <wp:effectExtent l="0" t="0" r="7620" b="0"/>
             <wp:docPr id="794974168" name="Рисунок 1"/>
             <wp:cNvGraphicFramePr>
               <a:graphicFrameLocks xmlns:a="http://schemas.openxmlformats.org/drawingml/2006/main" noChangeAspect="1"/>
@@ -3735,7 +3781,7 @@
                   <pic:spPr bwMode="auto">
                     <a:xfrm>
                       <a:off x="0" y="0"/>
-                      <a:ext cx="5940425" cy="3624580"/>
+                      <a:ext cx="5313006" cy="3241757"/>
                     </a:xfrm>
                     <a:prstGeom prst="rect">
                       <a:avLst/>
@@ -3751,6 +3797,17 @@
           </wp:inline>
         </w:drawing>
       </w:r>
+      <w:bookmarkEnd w:id="12"/>
+    </w:p>
+    <w:p>
+      <w:pPr>
+        <w:pStyle w:val="a7"/>
+        <w:ind w:left="450"/>
+        <w:jc w:val="center"/>
+      </w:pPr>
+      <w:r>
+        <w:t>Рис. 1 «Карта сайта»</w:t>
+      </w:r>
     </w:p>
     <w:p>
       <w:pPr>
@@ -4524,7 +4581,7 @@
 </file>
 
 <file path=word/numbering.xml><?xml version="1.0" encoding="utf-8"?>
-<w:numbering xmlns:wpc="http://schemas.microsoft.com/office/word/2010/wordprocessingCanvas" xmlns:cx="http://schemas.microsoft.com/office/drawing/2014/chartex" xmlns:cx1="http://schemas.microsoft.com/office/drawing/2015/9/8/chartex" xmlns:cx2="http://schemas.microsoft.com/office/drawing/2015/10/21/chartex" xmlns:cx3="http://schemas.microsoft.com/office/drawing/2016/5/9/chartex" xmlns:cx4="http://schemas.microsoft.com/office/drawing/2016/5/10/chartex" xmlns:cx5="http://schemas.microsoft.com/office/drawing/2016/5/11/chartex" xmlns:cx6="http://schemas.microsoft.com/office/drawing/2016/5/12/chartex" xmlns:cx7="http://schemas.microsoft.com/office/drawing/2016/5/13/chartex" xmlns:cx8="http://schemas.microsoft.com/office/drawing/2016/5/14/chartex" xmlns:mc="http://schemas.openxmlformats.org/markup-compatibility/2006" xmlns:aink="http://schemas.microsoft.com/office/drawing/2016/ink" xmlns:am3d="http://schemas.microsoft.com/office/drawing/2017/model3d" xmlns:o="urn:schemas-microsoft-com:office:office" xmlns:oel="http://schemas.microsoft.com/office/2019/extlst" xmlns:r="http://schemas.openxmlformats.org/officeDocument/2006/relationships" xmlns:m="http://schemas.openxmlformats.org/officeDocument/2006/math" xmlns:v="urn:schemas-microsoft-com:vml" xmlns:wp14="http://schemas.microsoft.com/office/word/2010/wordprocessingDrawing" xmlns:wp="http://schemas.openxmlformats.org/drawingml/2006/wordprocessingDrawing" xmlns:w10="urn:schemas-microsoft-com:office:word" xmlns:w="http://schemas.openxmlformats.org/wordprocessingml/2006/main" xmlns:w14="http://schemas.microsoft.com/office/word/2010/wordml" xmlns:w15="http://schemas.microsoft.com/office/word/2012/wordml" xmlns:w16cex="http://schemas.microsoft.com/office/word/2018/wordml/cex" xmlns:w16cid="http://schemas.microsoft.com/office/word/2016/wordml/cid" xmlns:w16="http://schemas.microsoft.com/office/word/2018/wordml" xmlns:w16du="http://schemas.microsoft.com/office/word/2023/wordml/word16du" xmlns:w16sdtdh="http://schemas.microsoft.com/office/word/2020/wordml/sdtdatahash" xmlns:w16sdtfl="http://schemas.microsoft.com/office/word/2024/wordml/sdtformatlock" xmlns:w16se="http://schemas.microsoft.com/office/word/2015/wordml/symex" xmlns:wpg="http://schemas.microsoft.com/office/word/2010/wordprocessingGroup" xmlns:wpi="http://schemas.microsoft.com/office/word/2010/wordprocessingInk" xmlns:wne="http://schemas.microsoft.com/office/word/2006/wordml" xmlns:wps="http://schemas.microsoft.com/office/word/2010/wordprocessingShape" mc:Ignorable="w14 w15 w16se w16cid w16 w16cex w16sdtdh w16sdtfl w16du wp14">
+<w:numbering xmlns:wpc="http://schemas.microsoft.com/office/word/2010/wordprocessingCanvas" xmlns:cx="http://schemas.microsoft.com/office/drawing/2014/chartex" xmlns:mc="http://schemas.openxmlformats.org/markup-compatibility/2006" xmlns:o="urn:schemas-microsoft-com:office:office" xmlns:r="http://schemas.openxmlformats.org/officeDocument/2006/relationships" xmlns:m="http://schemas.openxmlformats.org/officeDocument/2006/math" xmlns:v="urn:schemas-microsoft-com:vml" xmlns:wp14="http://schemas.microsoft.com/office/word/2010/wordprocessingDrawing" xmlns:wp="http://schemas.openxmlformats.org/drawingml/2006/wordprocessingDrawing" xmlns:w10="urn:schemas-microsoft-com:office:word" xmlns:w="http://schemas.openxmlformats.org/wordprocessingml/2006/main" xmlns:w14="http://schemas.microsoft.com/office/word/2010/wordml" xmlns:w15="http://schemas.microsoft.com/office/word/2012/wordml" xmlns:w16se="http://schemas.microsoft.com/office/word/2015/wordml/symex" xmlns:wpg="http://schemas.microsoft.com/office/word/2010/wordprocessingGroup" xmlns:wpi="http://schemas.microsoft.com/office/word/2010/wordprocessingInk" xmlns:wne="http://schemas.microsoft.com/office/word/2006/wordml" xmlns:wps="http://schemas.microsoft.com/office/word/2010/wordprocessingShape" mc:Ignorable="w14 w15 w16se wp14">
   <w:abstractNum w:abstractNumId="0" w15:restartNumberingAfterBreak="0">
     <w:nsid w:val="059A17D6"/>
     <w:multiLevelType w:val="multilevel"/>
@@ -7587,88 +7644,88 @@
       </w:pPr>
     </w:lvl>
   </w:abstractNum>
-  <w:num w:numId="1" w16cid:durableId="1027170666">
+  <w:num w:numId="1">
     <w:abstractNumId w:val="21"/>
   </w:num>
-  <w:num w:numId="2" w16cid:durableId="131868650">
+  <w:num w:numId="2">
     <w:abstractNumId w:val="16"/>
   </w:num>
-  <w:num w:numId="3" w16cid:durableId="381946706">
+  <w:num w:numId="3">
     <w:abstractNumId w:val="19"/>
   </w:num>
-  <w:num w:numId="4" w16cid:durableId="1228568187">
+  <w:num w:numId="4">
     <w:abstractNumId w:val="11"/>
   </w:num>
-  <w:num w:numId="5" w16cid:durableId="1189758917">
+  <w:num w:numId="5">
     <w:abstractNumId w:val="24"/>
   </w:num>
-  <w:num w:numId="6" w16cid:durableId="1243102866">
+  <w:num w:numId="6">
     <w:abstractNumId w:val="6"/>
   </w:num>
-  <w:num w:numId="7" w16cid:durableId="477378456">
+  <w:num w:numId="7">
     <w:abstractNumId w:val="22"/>
   </w:num>
-  <w:num w:numId="8" w16cid:durableId="679352130">
+  <w:num w:numId="8">
     <w:abstractNumId w:val="7"/>
   </w:num>
-  <w:num w:numId="9" w16cid:durableId="386495420">
+  <w:num w:numId="9">
     <w:abstractNumId w:val="10"/>
   </w:num>
-  <w:num w:numId="10" w16cid:durableId="1621374417">
+  <w:num w:numId="10">
     <w:abstractNumId w:val="18"/>
   </w:num>
-  <w:num w:numId="11" w16cid:durableId="2074891390">
+  <w:num w:numId="11">
     <w:abstractNumId w:val="3"/>
   </w:num>
-  <w:num w:numId="12" w16cid:durableId="548103865">
+  <w:num w:numId="12">
     <w:abstractNumId w:val="1"/>
   </w:num>
-  <w:num w:numId="13" w16cid:durableId="396631753">
+  <w:num w:numId="13">
     <w:abstractNumId w:val="14"/>
   </w:num>
-  <w:num w:numId="14" w16cid:durableId="1715038642">
+  <w:num w:numId="14">
     <w:abstractNumId w:val="26"/>
   </w:num>
-  <w:num w:numId="15" w16cid:durableId="148640532">
+  <w:num w:numId="15">
     <w:abstractNumId w:val="20"/>
   </w:num>
-  <w:num w:numId="16" w16cid:durableId="547954160">
+  <w:num w:numId="16">
     <w:abstractNumId w:val="8"/>
   </w:num>
-  <w:num w:numId="17" w16cid:durableId="99761810">
+  <w:num w:numId="17">
     <w:abstractNumId w:val="17"/>
   </w:num>
-  <w:num w:numId="18" w16cid:durableId="49577430">
+  <w:num w:numId="18">
     <w:abstractNumId w:val="0"/>
   </w:num>
-  <w:num w:numId="19" w16cid:durableId="2004117913">
+  <w:num w:numId="19">
     <w:abstractNumId w:val="9"/>
   </w:num>
-  <w:num w:numId="20" w16cid:durableId="1971010354">
+  <w:num w:numId="20">
     <w:abstractNumId w:val="23"/>
   </w:num>
-  <w:num w:numId="21" w16cid:durableId="868950434">
+  <w:num w:numId="21">
     <w:abstractNumId w:val="2"/>
   </w:num>
-  <w:num w:numId="22" w16cid:durableId="1679499547">
+  <w:num w:numId="22">
     <w:abstractNumId w:val="4"/>
   </w:num>
-  <w:num w:numId="23" w16cid:durableId="491213470">
+  <w:num w:numId="23">
     <w:abstractNumId w:val="25"/>
   </w:num>
-  <w:num w:numId="24" w16cid:durableId="1379545332">
+  <w:num w:numId="24">
     <w:abstractNumId w:val="13"/>
   </w:num>
-  <w:num w:numId="25" w16cid:durableId="112360020">
+  <w:num w:numId="25">
     <w:abstractNumId w:val="15"/>
   </w:num>
-  <w:num w:numId="26" w16cid:durableId="1531527761">
+  <w:num w:numId="26">
     <w:abstractNumId w:val="12"/>
   </w:num>
-  <w:num w:numId="27" w16cid:durableId="2022664594">
+  <w:num w:numId="27">
     <w:abstractNumId w:val="5"/>
   </w:num>
-  <w:num w:numId="28" w16cid:durableId="1523398056">
+  <w:num w:numId="28">
     <w:abstractNumId w:val="9"/>
     <w:lvlOverride w:ilvl="0">
       <w:startOverride w:val="1"/>
@@ -7702,7 +7759,7 @@
 </file>
 
 <file path=word/styles.xml><?xml version="1.0" encoding="utf-8"?>
-<w:styles xmlns:mc="http://schemas.openxmlformats.org/markup-compatibility/2006" xmlns:r="http://schemas.openxmlformats.org/officeDocument/2006/relationships" xmlns:w="http://schemas.openxmlformats.org/wordprocessingml/2006/main" xmlns:w14="http://schemas.microsoft.com/office/word/2010/wordml" xmlns:w15="http://schemas.microsoft.com/office/word/2012/wordml" xmlns:w16cex="http://schemas.microsoft.com/office/word/2018/wordml/cex" xmlns:w16cid="http://schemas.microsoft.com/office/word/2016/wordml/cid" xmlns:w16="http://schemas.microsoft.com/office/word/2018/wordml" xmlns:w16du="http://schemas.microsoft.com/office/word/2023/wordml/word16du" xmlns:w16sdtdh="http://schemas.microsoft.com/office/word/2020/wordml/sdtdatahash" xmlns:w16sdtfl="http://schemas.microsoft.com/office/word/2024/wordml/sdtformatlock" xmlns:w16se="http://schemas.microsoft.com/office/word/2015/wordml/symex" mc:Ignorable="w14 w15 w16se w16cid w16 w16cex w16sdtdh w16sdtfl w16du">
+<w:styles xmlns:mc="http://schemas.openxmlformats.org/markup-compatibility/2006" xmlns:r="http://schemas.openxmlformats.org/officeDocument/2006/relationships" xmlns:w="http://schemas.openxmlformats.org/wordprocessingml/2006/main" xmlns:w14="http://schemas.microsoft.com/office/word/2010/wordml" xmlns:w15="http://schemas.microsoft.com/office/word/2012/wordml" xmlns:w16se="http://schemas.microsoft.com/office/word/2015/wordml/symex" mc:Ignorable="w14 w15 w16se">
   <w:docDefaults>
     <w:rPrDefault>
       <w:rPr>
@@ -7718,7 +7775,7 @@
       </w:pPr>
     </w:pPrDefault>
   </w:docDefaults>
-  <w:latentStyles w:defLockedState="0" w:defUIPriority="99" w:defSemiHidden="0" w:defUnhideWhenUsed="0" w:defQFormat="0" w:count="376">
+  <w:latentStyles w:defLockedState="0" w:defUIPriority="99" w:defSemiHidden="0" w:defUnhideWhenUsed="0" w:defQFormat="0" w:count="371">
     <w:lsdException w:name="Normal" w:uiPriority="0" w:qFormat="1"/>
     <w:lsdException w:name="heading 1" w:uiPriority="9" w:qFormat="1"/>
     <w:lsdException w:name="heading 2" w:semiHidden="1" w:uiPriority="9" w:unhideWhenUsed="1" w:qFormat="1"/>
@@ -8090,11 +8147,6 @@
     <w:lsdException w:name="List Table 5 Dark Accent 6" w:uiPriority="50"/>
     <w:lsdException w:name="List Table 6 Colorful Accent 6" w:uiPriority="51"/>
     <w:lsdException w:name="List Table 7 Colorful Accent 6" w:uiPriority="52"/>
-    <w:lsdException w:name="Mention" w:semiHidden="1" w:unhideWhenUsed="1"/>
-    <w:lsdException w:name="Smart Hyperlink" w:semiHidden="1" w:unhideWhenUsed="1"/>
-    <w:lsdException w:name="Hashtag" w:semiHidden="1" w:unhideWhenUsed="1"/>
-    <w:lsdException w:name="Unresolved Mention" w:semiHidden="1" w:unhideWhenUsed="1"/>
-    <w:lsdException w:name="Smart Link" w:semiHidden="1" w:unhideWhenUsed="1"/>
   </w:latentStyles>
   <w:style w:type="paragraph" w:default="1" w:styleId="a">
     <w:name w:val="Normal"/>
